--- a/01-嵌入式操作系统及应用/01-教案/嵌入式操作系统及应用-03.docx
+++ b/01-嵌入式操作系统及应用/01-教案/嵌入式操作系统及应用-03.docx
@@ -235,6 +235,21 @@
                 <w:lang w:val="en-US" w:eastAsia="zh-CN"/>
               </w:rPr>
             </w:pPr>
+            <w:r>
+              <w:rPr>
+                <w:rFonts w:ascii="Segoe UI" w:hAnsi="Segoe UI" w:eastAsia="Segoe UI" w:cs="Segoe UI"/>
+                <w:i w:val="0"/>
+                <w:iCs w:val="0"/>
+                <w:caps w:val="0"/>
+                <w:spacing w:val="0"/>
+                <w:sz w:val="16"/>
+                <w:szCs w:val="16"/>
+                <w:shd w:val="clear" w:fill="FBFBFB"/>
+              </w:rPr>
+              <w:t>2025-09-17</w:t>
+            </w:r>
+            <w:bookmarkStart w:id="0" w:name="_GoBack"/>
+            <w:bookmarkEnd w:id="0"/>
           </w:p>
         </w:tc>
       </w:tr>
@@ -318,33 +333,6 @@
               </w:rPr>
               <w:t>物联网2411</w:t>
             </w:r>
-            <w:r>
-              <w:rPr>
-                <w:rFonts w:hint="eastAsia" w:ascii="宋体" w:hAnsi="宋体" w:eastAsia="宋体" w:cs="宋体"/>
-                <w:sz w:val="21"/>
-                <w:szCs w:val="21"/>
-                <w:lang w:val="en-US" w:eastAsia="zh-CN"/>
-              </w:rPr>
-              <w:t>|</w:t>
-            </w:r>
-            <w:r>
-              <w:rPr>
-                <w:rFonts w:hint="eastAsia" w:ascii="宋体" w:hAnsi="宋体" w:eastAsia="宋体" w:cs="宋体"/>
-                <w:sz w:val="21"/>
-                <w:szCs w:val="21"/>
-                <w:lang w:eastAsia="zh-CN"/>
-              </w:rPr>
-              <w:t>物联网241</w:t>
-            </w:r>
-            <w:r>
-              <w:rPr>
-                <w:rFonts w:hint="eastAsia" w:ascii="宋体" w:hAnsi="宋体" w:eastAsia="宋体" w:cs="宋体"/>
-                <w:sz w:val="21"/>
-                <w:szCs w:val="21"/>
-                <w:lang w:val="en-US" w:eastAsia="zh-CN"/>
-              </w:rPr>
-              <w:t>2</w:t>
-            </w:r>
           </w:p>
         </w:tc>
         <w:tc>
@@ -601,7 +589,6 @@
             <w:insideH w:val="single" w:color="auto" w:sz="4" w:space="0"/>
             <w:insideV w:val="single" w:color="auto" w:sz="4" w:space="0"/>
           </w:tblBorders>
-          <w:shd w:val="clear" w:color="auto" w:fill="FFFFFF"/>
           <w:tblCellMar>
             <w:top w:w="0" w:type="dxa"/>
             <w:left w:w="108" w:type="dxa"/>
@@ -742,7 +729,6 @@
                 <w:spacing w:val="0"/>
                 <w:sz w:val="17"/>
                 <w:szCs w:val="17"/>
-                <w:bdr w:val="none" w:color="auto" w:sz="0" w:space="0"/>
                 <w:shd w:val="clear" w:fill="F0F0F0"/>
               </w:rPr>
               <w:t>hb set</w:t>
@@ -772,7 +758,6 @@
                 <w:spacing w:val="0"/>
                 <w:sz w:val="17"/>
                 <w:szCs w:val="17"/>
-                <w:bdr w:val="none" w:color="auto" w:sz="0" w:space="0"/>
                 <w:shd w:val="clear" w:fill="F0F0F0"/>
               </w:rPr>
               <w:t>hb build -f</w:t>
@@ -830,7 +815,6 @@
                 <w:spacing w:val="0"/>
                 <w:sz w:val="17"/>
                 <w:szCs w:val="17"/>
-                <w:bdr w:val="none" w:color="auto" w:sz="0" w:space="0"/>
                 <w:shd w:val="clear" w:fill="F0F0F0"/>
               </w:rPr>
               <w:t>out/rk2206/lockzhiner-rk2206/images</w:t>
@@ -860,7 +844,6 @@
                 <w:spacing w:val="0"/>
                 <w:sz w:val="17"/>
                 <w:szCs w:val="17"/>
-                <w:bdr w:val="none" w:color="auto" w:sz="0" w:space="0"/>
                 <w:shd w:val="clear" w:fill="F0F0F0"/>
               </w:rPr>
               <w:t>Firmware.img</w:t>
@@ -890,7 +873,6 @@
                 <w:spacing w:val="0"/>
                 <w:sz w:val="17"/>
                 <w:szCs w:val="17"/>
-                <w:bdr w:val="none" w:color="auto" w:sz="0" w:space="0"/>
                 <w:shd w:val="clear" w:fill="F0F0F0"/>
               </w:rPr>
               <w:t>rk2206_db_loader.bin</w:t>
@@ -1299,7 +1281,6 @@
                 <w:spacing w:val="0"/>
                 <w:sz w:val="17"/>
                 <w:szCs w:val="17"/>
-                <w:bdr w:val="none" w:color="auto" w:sz="0" w:space="0"/>
                 <w:shd w:val="clear" w:fill="F0F0F0"/>
               </w:rPr>
               <w:t>sudo apt install docker.io</w:t>
@@ -1329,7 +1310,6 @@
                 <w:spacing w:val="0"/>
                 <w:sz w:val="17"/>
                 <w:szCs w:val="17"/>
-                <w:bdr w:val="none" w:color="auto" w:sz="0" w:space="0"/>
                 <w:shd w:val="clear" w:fill="F0F0F0"/>
               </w:rPr>
               <w:t>/etc/docker/daemon.json</w:t>
@@ -1387,7 +1367,6 @@
                 <w:spacing w:val="0"/>
                 <w:sz w:val="17"/>
                 <w:szCs w:val="17"/>
-                <w:bdr w:val="none" w:color="auto" w:sz="0" w:space="0"/>
                 <w:shd w:val="clear" w:fill="F0F0F0"/>
               </w:rPr>
               <w:t>sudo docker pull swr.cn-south-1.myhuaweicloud.com/openharmony-docker/docker_oh_mini:3.2</w:t>
@@ -1445,7 +1424,6 @@
                 <w:spacing w:val="0"/>
                 <w:sz w:val="17"/>
                 <w:szCs w:val="17"/>
-                <w:bdr w:val="none" w:color="auto" w:sz="0" w:space="0"/>
                 <w:shd w:val="clear" w:fill="F0F0F0"/>
               </w:rPr>
               <w:t>sudo docker run -it -v 本地源代码路径:/home/openharmony 镜像名</w:t>
@@ -1503,7 +1481,6 @@
                 <w:spacing w:val="0"/>
                 <w:sz w:val="17"/>
                 <w:szCs w:val="17"/>
-                <w:bdr w:val="none" w:color="auto" w:sz="0" w:space="0"/>
                 <w:shd w:val="clear" w:fill="F0F0F0"/>
               </w:rPr>
               <w:t>hb set -root .</w:t>
@@ -1533,7 +1510,6 @@
                 <w:spacing w:val="0"/>
                 <w:sz w:val="17"/>
                 <w:szCs w:val="17"/>
-                <w:bdr w:val="none" w:color="auto" w:sz="0" w:space="0"/>
                 <w:shd w:val="clear" w:fill="F0F0F0"/>
               </w:rPr>
               <w:t>lockzhiner-rk2206</w:t>
@@ -1563,7 +1539,6 @@
                 <w:spacing w:val="0"/>
                 <w:sz w:val="17"/>
                 <w:szCs w:val="17"/>
-                <w:bdr w:val="none" w:color="auto" w:sz="0" w:space="0"/>
                 <w:shd w:val="clear" w:fill="F0F0F0"/>
               </w:rPr>
               <w:t>hb build -f</w:t>
@@ -1621,7 +1596,6 @@
                 <w:spacing w:val="0"/>
                 <w:sz w:val="17"/>
                 <w:szCs w:val="17"/>
-                <w:bdr w:val="none" w:color="auto" w:sz="0" w:space="0"/>
                 <w:shd w:val="clear" w:fill="F0F0F0"/>
               </w:rPr>
               <w:t>hb set</w:t>
@@ -1651,7 +1625,6 @@
                 <w:spacing w:val="0"/>
                 <w:sz w:val="17"/>
                 <w:szCs w:val="17"/>
-                <w:bdr w:val="none" w:color="auto" w:sz="0" w:space="0"/>
                 <w:shd w:val="clear" w:fill="F0F0F0"/>
               </w:rPr>
               <w:t>hb build -f</w:t>
@@ -1709,7 +1682,6 @@
                 <w:spacing w:val="0"/>
                 <w:sz w:val="17"/>
                 <w:szCs w:val="17"/>
-                <w:bdr w:val="none" w:color="auto" w:sz="0" w:space="0"/>
                 <w:shd w:val="clear" w:fill="F0F0F0"/>
               </w:rPr>
               <w:t>out</w:t>
@@ -1739,7 +1711,6 @@
                 <w:spacing w:val="0"/>
                 <w:sz w:val="17"/>
                 <w:szCs w:val="17"/>
-                <w:bdr w:val="none" w:color="auto" w:sz="0" w:space="0"/>
                 <w:shd w:val="clear" w:fill="F0F0F0"/>
               </w:rPr>
               <w:t>Firmware.img</w:t>
@@ -1769,7 +1740,6 @@
                 <w:spacing w:val="0"/>
                 <w:sz w:val="17"/>
                 <w:szCs w:val="17"/>
-                <w:bdr w:val="none" w:color="auto" w:sz="0" w:space="0"/>
                 <w:shd w:val="clear" w:fill="F0F0F0"/>
               </w:rPr>
               <w:t>rk2206_db_loader.bin</w:t>
@@ -1884,7 +1854,6 @@
                 <w:spacing w:val="0"/>
                 <w:sz w:val="17"/>
                 <w:szCs w:val="17"/>
-                <w:bdr w:val="none" w:color="auto" w:sz="0" w:space="0"/>
                 <w:shd w:val="clear" w:fill="F0F0F0"/>
               </w:rPr>
               <w:t>/home/openharmony</w:t>
@@ -1942,7 +1911,6 @@
                 <w:spacing w:val="0"/>
                 <w:sz w:val="17"/>
                 <w:szCs w:val="17"/>
-                <w:bdr w:val="none" w:color="auto" w:sz="0" w:space="0"/>
                 <w:shd w:val="clear" w:fill="F0F0F0"/>
               </w:rPr>
               <w:t>./build/prebuilts_download.sh</w:t>
@@ -1972,7 +1940,6 @@
                 <w:spacing w:val="0"/>
                 <w:sz w:val="17"/>
                 <w:szCs w:val="17"/>
-                <w:bdr w:val="none" w:color="auto" w:sz="0" w:space="0"/>
                 <w:shd w:val="clear" w:fill="F0F0F0"/>
               </w:rPr>
               <w:t>hb</w:t>
@@ -2248,7 +2215,6 @@
             <w:insideH w:val="single" w:color="auto" w:sz="4" w:space="0"/>
             <w:insideV w:val="single" w:color="auto" w:sz="4" w:space="0"/>
           </w:tblBorders>
-          <w:shd w:val="clear" w:color="auto" w:fill="FFFFFF"/>
           <w:tblCellMar>
             <w:top w:w="0" w:type="dxa"/>
             <w:left w:w="108" w:type="dxa"/>
@@ -2480,7 +2446,6 @@
                 <w:spacing w:val="0"/>
                 <w:sz w:val="17"/>
                 <w:szCs w:val="17"/>
-                <w:bdr w:val="none" w:color="auto" w:sz="0" w:space="0"/>
                 <w:shd w:val="clear" w:fill="F0F0F0"/>
               </w:rPr>
               <w:t>out</w:t>
@@ -2510,7 +2475,6 @@
                 <w:spacing w:val="0"/>
                 <w:sz w:val="17"/>
                 <w:szCs w:val="17"/>
-                <w:bdr w:val="none" w:color="auto" w:sz="0" w:space="0"/>
                 <w:shd w:val="clear" w:fill="F0F0F0"/>
               </w:rPr>
               <w:t>Firmware.img</w:t>
@@ -3242,7 +3206,6 @@
                 <w:spacing w:val="0"/>
                 <w:sz w:val="17"/>
                 <w:szCs w:val="17"/>
-                <w:bdr w:val="none" w:color="auto" w:sz="0" w:space="0"/>
                 <w:shd w:val="clear" w:fill="F0F0F0"/>
               </w:rPr>
               <w:t>git clone</w:t>
@@ -3337,7 +3300,6 @@
                 <w:spacing w:val="0"/>
                 <w:sz w:val="17"/>
                 <w:szCs w:val="17"/>
-                <w:bdr w:val="none" w:color="auto" w:sz="0" w:space="0"/>
                 <w:shd w:val="clear" w:fill="F0F0F0"/>
               </w:rPr>
               <w:t>git clone</w:t>
@@ -3657,7 +3619,6 @@
                 <w:spacing w:val="0"/>
                 <w:sz w:val="17"/>
                 <w:szCs w:val="17"/>
-                <w:bdr w:val="none" w:color="auto" w:sz="0" w:space="0"/>
                 <w:shd w:val="clear" w:fill="F0F0F0"/>
               </w:rPr>
               <w:t>Firmware.img</w:t>
@@ -4030,7 +3991,6 @@
                 <w:spacing w:val="0"/>
                 <w:sz w:val="17"/>
                 <w:szCs w:val="17"/>
-                <w:bdr w:val="none" w:color="auto" w:sz="0" w:space="0"/>
                 <w:shd w:val="clear" w:fill="F0F0F0"/>
               </w:rPr>
               <w:t>2. 明确本次课堂任务：</w:t>
@@ -4060,7 +4020,6 @@
                 <w:spacing w:val="0"/>
                 <w:sz w:val="17"/>
                 <w:szCs w:val="17"/>
-                <w:bdr w:val="none" w:color="auto" w:sz="0" w:space="0"/>
                 <w:shd w:val="clear" w:fill="F0F0F0"/>
               </w:rPr>
               <w:t>Firmware.img</w:t>
@@ -4090,7 +4049,6 @@
                 <w:spacing w:val="0"/>
                 <w:sz w:val="17"/>
                 <w:szCs w:val="17"/>
-                <w:bdr w:val="none" w:color="auto" w:sz="0" w:space="0"/>
                 <w:shd w:val="clear" w:fill="F0F0F0"/>
               </w:rPr>
               <w:t> - 任务2（选做）：用Ubuntu方式编译，对比两种方式的差异；</w:t>
@@ -4120,7 +4078,6 @@
                 <w:spacing w:val="0"/>
                 <w:sz w:val="17"/>
                 <w:szCs w:val="17"/>
-                <w:bdr w:val="none" w:color="auto" w:sz="0" w:space="0"/>
                 <w:shd w:val="clear" w:fill="F0F0F0"/>
               </w:rPr>
               <w:t>out</w:t>
@@ -4453,7 +4410,6 @@
                 <w:spacing w:val="0"/>
                 <w:sz w:val="17"/>
                 <w:szCs w:val="17"/>
-                <w:bdr w:val="none" w:color="auto" w:sz="0" w:space="0"/>
                 <w:shd w:val="clear" w:fill="F0F0F0"/>
               </w:rPr>
               <w:t> </w:t>
@@ -4469,7 +4425,6 @@
                 <w:spacing w:val="0"/>
                 <w:sz w:val="17"/>
                 <w:szCs w:val="17"/>
-                <w:bdr w:val="none" w:color="auto" w:sz="0" w:space="0"/>
                 <w:shd w:val="clear" w:fill="F0F0F0"/>
               </w:rPr>
               <w:t>- 编译：将源代码（如ArkTS/C代码）转为机器可识别的二进制文件（固件）；</w:t>
@@ -4499,7 +4454,6 @@
                 <w:spacing w:val="0"/>
                 <w:sz w:val="17"/>
                 <w:szCs w:val="17"/>
-                <w:bdr w:val="none" w:color="auto" w:sz="0" w:space="0"/>
                 <w:shd w:val="clear" w:fill="F0F0F0"/>
               </w:rPr>
               <w:t> - `hb`工具：鸿蒙编译工具，用于选择编译目标、执行编译；</w:t>
@@ -4529,7 +4483,6 @@
                 <w:spacing w:val="0"/>
                 <w:sz w:val="17"/>
                 <w:szCs w:val="17"/>
-                <w:bdr w:val="none" w:color="auto" w:sz="0" w:space="0"/>
                 <w:shd w:val="clear" w:fill="F0F0F0"/>
               </w:rPr>
               <w:t> - Docker镜像地址（`swr.cn-south-1.myhuaweicloud.com/openharmony-docker/docker_oh_mini:3.2`）；</w:t>
@@ -4559,7 +4512,6 @@
                 <w:spacing w:val="0"/>
                 <w:sz w:val="17"/>
                 <w:szCs w:val="17"/>
-                <w:bdr w:val="none" w:color="auto" w:sz="0" w:space="0"/>
                 <w:shd w:val="clear" w:fill="F0F0F0"/>
               </w:rPr>
               <w:t>lockzhiner-rk2206</w:t>
@@ -4589,7 +4541,6 @@
                 <w:spacing w:val="0"/>
                 <w:sz w:val="17"/>
                 <w:szCs w:val="17"/>
-                <w:bdr w:val="none" w:color="auto" w:sz="0" w:space="0"/>
                 <w:shd w:val="clear" w:fill="F0F0F0"/>
               </w:rPr>
               <w:t> - 产物路径：`out/rk2206/lockzhiner-rk2206/images`；</w:t>
@@ -4656,7 +4607,6 @@
                 <w:spacing w:val="0"/>
                 <w:sz w:val="17"/>
                 <w:szCs w:val="17"/>
-                <w:bdr w:val="none" w:color="auto" w:sz="0" w:space="0"/>
                 <w:shd w:val="clear" w:fill="F0F0F0"/>
               </w:rPr>
               <w:t>2. 提问“如果编译时提示‘hb命令不存在’怎么办？”（引导回答：执行 `pip3 install build/lite`安装）；</w:t>
@@ -4992,7 +4942,6 @@
                 <w:spacing w:val="0"/>
                 <w:sz w:val="17"/>
                 <w:szCs w:val="17"/>
-                <w:bdr w:val="none" w:color="auto" w:sz="0" w:space="0"/>
                 <w:shd w:val="clear" w:fill="F0F0F0"/>
               </w:rPr>
               <w:t> </w:t>
@@ -5008,7 +4957,6 @@
                 <w:spacing w:val="0"/>
                 <w:sz w:val="17"/>
                 <w:szCs w:val="17"/>
-                <w:bdr w:val="none" w:color="auto" w:sz="0" w:space="0"/>
                 <w:shd w:val="clear" w:fill="F0F0F0"/>
               </w:rPr>
               <w:t>- 示范步骤（通过MobaXterm远程操作Ubuntu）：</w:t>
@@ -5038,7 +4986,6 @@
                 <w:spacing w:val="0"/>
                 <w:sz w:val="17"/>
                 <w:szCs w:val="17"/>
-                <w:bdr w:val="none" w:color="auto" w:sz="0" w:space="0"/>
                 <w:shd w:val="clear" w:fill="F0F0F0"/>
               </w:rPr>
               <w:t>sudo apt install docker.io</w:t>
@@ -5068,7 +5015,6 @@
                 <w:spacing w:val="0"/>
                 <w:sz w:val="17"/>
                 <w:szCs w:val="17"/>
-                <w:bdr w:val="none" w:color="auto" w:sz="0" w:space="0"/>
                 <w:shd w:val="clear" w:fill="F0F0F0"/>
               </w:rPr>
               <w:t> ② 更新国内源：`sudo nano /etc/docker/daemon.json`，粘贴镜像源配置，执行 `sudo systemctl daemon-reload &amp;&amp; sudo systemctl restart docker`；</w:t>
@@ -5098,7 +5044,6 @@
                 <w:spacing w:val="0"/>
                 <w:sz w:val="17"/>
                 <w:szCs w:val="17"/>
-                <w:bdr w:val="none" w:color="auto" w:sz="0" w:space="0"/>
                 <w:shd w:val="clear" w:fill="F0F0F0"/>
               </w:rPr>
               <w:t>sudo docker pull 镜像地址</w:t>
@@ -5128,7 +5073,6 @@
                 <w:spacing w:val="0"/>
                 <w:sz w:val="17"/>
                 <w:szCs w:val="17"/>
-                <w:bdr w:val="none" w:color="auto" w:sz="0" w:space="0"/>
                 <w:shd w:val="clear" w:fill="F0F0F0"/>
               </w:rPr>
               <w:t> ④ 启动容器：`cd 源代码目录 &amp;&amp; sudo docker run -it -v $(pwd):/home/openharmony 镜像名`；</w:t>
@@ -5158,7 +5102,6 @@
                 <w:spacing w:val="0"/>
                 <w:sz w:val="17"/>
                 <w:szCs w:val="17"/>
-                <w:bdr w:val="none" w:color="auto" w:sz="0" w:space="0"/>
                 <w:shd w:val="clear" w:fill="F0F0F0"/>
               </w:rPr>
               <w:t>cd /home/openharmony &amp;&amp; pip3 install build/lite &amp;&amp; ./build/prebuilts_download.sh</w:t>
@@ -5188,7 +5131,6 @@
                 <w:spacing w:val="0"/>
                 <w:sz w:val="17"/>
                 <w:szCs w:val="17"/>
-                <w:bdr w:val="none" w:color="auto" w:sz="0" w:space="0"/>
                 <w:shd w:val="clear" w:fill="F0F0F0"/>
               </w:rPr>
               <w:t> ⑥ 执行编译：`hb set -root .`→输入 `lockzhiner`筛选→选择 `lockzhiner-rk2206`→`hb build -f`；</w:t>
@@ -5218,7 +5160,6 @@
                 <w:spacing w:val="0"/>
                 <w:sz w:val="17"/>
                 <w:szCs w:val="17"/>
-                <w:bdr w:val="none" w:color="auto" w:sz="0" w:space="0"/>
                 <w:shd w:val="clear" w:fill="F0F0F0"/>
               </w:rPr>
               <w:t>$(pwd)</w:t>
@@ -5248,7 +5189,6 @@
                 <w:spacing w:val="0"/>
                 <w:sz w:val="17"/>
                 <w:szCs w:val="17"/>
-                <w:bdr w:val="none" w:color="auto" w:sz="0" w:space="0"/>
                 <w:shd w:val="clear" w:fill="F0F0F0"/>
               </w:rPr>
               <w:t>build/lite</w:t>
@@ -5278,7 +5218,6 @@
                 <w:spacing w:val="0"/>
                 <w:sz w:val="17"/>
                 <w:szCs w:val="17"/>
-                <w:bdr w:val="none" w:color="auto" w:sz="0" w:space="0"/>
                 <w:shd w:val="clear" w:fill="F0F0F0"/>
               </w:rPr>
               <w:t>2. **任务2：Ubuntu编译（10min，选做）**：</w:t>
@@ -5308,7 +5247,6 @@
                 <w:spacing w:val="0"/>
                 <w:sz w:val="17"/>
                 <w:szCs w:val="17"/>
-                <w:bdr w:val="none" w:color="auto" w:sz="0" w:space="0"/>
                 <w:shd w:val="clear" w:fill="F0F0F0"/>
               </w:rPr>
               <w:t>cd 源代码目录 &amp;&amp; hb set -root .</w:t>
@@ -5338,7 +5276,6 @@
                 <w:spacing w:val="0"/>
                 <w:sz w:val="17"/>
                 <w:szCs w:val="17"/>
-                <w:bdr w:val="none" w:color="auto" w:sz="0" w:space="0"/>
                 <w:shd w:val="clear" w:fill="F0F0F0"/>
               </w:rPr>
               <w:t>lockzhiner-rk2206</w:t>
@@ -5368,7 +5305,6 @@
                 <w:spacing w:val="0"/>
                 <w:sz w:val="17"/>
                 <w:szCs w:val="17"/>
-                <w:bdr w:val="none" w:color="auto" w:sz="0" w:space="0"/>
                 <w:shd w:val="clear" w:fill="F0F0F0"/>
               </w:rPr>
               <w:t>hb build -f</w:t>
@@ -5398,7 +5334,6 @@
                 <w:spacing w:val="0"/>
                 <w:sz w:val="17"/>
                 <w:szCs w:val="17"/>
-                <w:bdr w:val="none" w:color="auto" w:sz="0" w:space="0"/>
                 <w:shd w:val="clear" w:fill="F0F0F0"/>
               </w:rPr>
               <w:t> - 引导学生对比：Ubuntu编译是否比Docker更易出现“依赖缺失”错误；</w:t>
@@ -5457,7 +5392,6 @@
                 <w:spacing w:val="0"/>
                 <w:sz w:val="17"/>
                 <w:szCs w:val="17"/>
-                <w:bdr w:val="none" w:color="auto" w:sz="0" w:space="0"/>
                 <w:shd w:val="clear" w:fill="F0F0F0"/>
               </w:rPr>
               <w:t>\\UbuntuIP</w:t>
@@ -5487,7 +5421,6 @@
                 <w:spacing w:val="0"/>
                 <w:sz w:val="17"/>
                 <w:szCs w:val="17"/>
-                <w:bdr w:val="none" w:color="auto" w:sz="0" w:space="0"/>
                 <w:shd w:val="clear" w:fill="F0F0F0"/>
               </w:rPr>
               <w:t>out</w:t>
@@ -5517,7 +5450,6 @@
                 <w:spacing w:val="0"/>
                 <w:sz w:val="17"/>
                 <w:szCs w:val="17"/>
-                <w:bdr w:val="none" w:color="auto" w:sz="0" w:space="0"/>
                 <w:shd w:val="clear" w:fill="F0F0F0"/>
               </w:rPr>
               <w:t>Firmware.img</w:t>
@@ -5587,7 +5519,6 @@
                 <w:spacing w:val="0"/>
                 <w:sz w:val="17"/>
                 <w:szCs w:val="17"/>
-                <w:bdr w:val="none" w:color="auto" w:sz="0" w:space="0"/>
                 <w:shd w:val="clear" w:fill="F0F0F0"/>
               </w:rPr>
               <w:t>2. 遇到错误及时举手，学习排查方法（如查看命令行报错信息）；</w:t>
@@ -5892,7 +5823,6 @@
                 <w:spacing w:val="0"/>
                 <w:sz w:val="17"/>
                 <w:szCs w:val="17"/>
-                <w:bdr w:val="none" w:color="auto" w:sz="0" w:space="0"/>
                 <w:shd w:val="clear" w:fill="F0F0F0"/>
               </w:rPr>
               <w:t>2. 汇总课堂常见问题及解决方案：</w:t>
@@ -5922,7 +5852,6 @@
                 <w:spacing w:val="0"/>
                 <w:sz w:val="17"/>
                 <w:szCs w:val="17"/>
-                <w:bdr w:val="none" w:color="auto" w:sz="0" w:space="0"/>
                 <w:shd w:val="clear" w:fill="F0F0F0"/>
               </w:rPr>
               <w:t> - 问题2：编译提示“目标不存在”→重新执行 `hb set`，确认选择 `lockzhiner-rk2206`；</w:t>
@@ -5952,7 +5881,6 @@
                 <w:spacing w:val="0"/>
                 <w:sz w:val="17"/>
                 <w:szCs w:val="17"/>
-                <w:bdr w:val="none" w:color="auto" w:sz="0" w:space="0"/>
                 <w:shd w:val="clear" w:fill="F0F0F0"/>
               </w:rPr>
               <w:t>hb</w:t>
@@ -6022,7 +5950,6 @@
                 <w:spacing w:val="0"/>
                 <w:sz w:val="17"/>
                 <w:szCs w:val="17"/>
-                <w:bdr w:val="none" w:color="auto" w:sz="0" w:space="0"/>
                 <w:shd w:val="clear" w:fill="F0F0F0"/>
               </w:rPr>
               <w:t>2. 记录常见问题及解决方案，修正操作误区；</w:t>
@@ -6211,7 +6138,6 @@
                 <w:spacing w:val="0"/>
                 <w:sz w:val="17"/>
                 <w:szCs w:val="17"/>
-                <w:bdr w:val="none" w:color="auto" w:sz="0" w:space="0"/>
                 <w:shd w:val="clear" w:fill="F0F0F0"/>
               </w:rPr>
               <w:t>out</w:t>
@@ -6241,7 +6167,6 @@
                 <w:spacing w:val="0"/>
                 <w:sz w:val="17"/>
                 <w:szCs w:val="17"/>
-                <w:bdr w:val="none" w:color="auto" w:sz="0" w:space="0"/>
                 <w:shd w:val="clear" w:fill="F0F0F0"/>
               </w:rPr>
               <w:t>2. 发布学习通练习题：含Docker命令、编译产物用途、错误排查等知识点；</w:t>
@@ -6307,7 +6232,6 @@
                 <w:spacing w:val="0"/>
                 <w:sz w:val="17"/>
                 <w:szCs w:val="17"/>
-                <w:bdr w:val="none" w:color="auto" w:sz="0" w:space="0"/>
                 <w:shd w:val="clear" w:fill="F0F0F0"/>
               </w:rPr>
               <w:t>2. 完成练习题，巩固基础知识点；</w:t>
@@ -6494,7 +6418,6 @@
                 <w:spacing w:val="0"/>
                 <w:sz w:val="17"/>
                 <w:szCs w:val="17"/>
-                <w:bdr w:val="none" w:color="auto" w:sz="0" w:space="0"/>
                 <w:shd w:val="clear" w:fill="F0F0F0"/>
               </w:rPr>
               <w:t>2. 汇总学生作业中的共性问题（如“产物缺失”），在平台发布补充讲解；</w:t>
@@ -6556,7 +6479,6 @@
                 <w:spacing w:val="0"/>
                 <w:sz w:val="17"/>
                 <w:szCs w:val="17"/>
-                <w:bdr w:val="none" w:color="auto" w:sz="0" w:space="0"/>
                 <w:shd w:val="clear" w:fill="F0F0F0"/>
               </w:rPr>
               <w:t>2. 查看共性问题讲解，修正自己的操作；</w:t>
@@ -6615,8 +6537,6 @@
               </w:rPr>
               <w:t>延伸课堂学习，帮助学生查漏补缺，保障后续课程的顺利开展。</w:t>
             </w:r>
-            <w:bookmarkStart w:id="0" w:name="_GoBack"/>
-            <w:bookmarkEnd w:id="0"/>
           </w:p>
         </w:tc>
       </w:tr>
@@ -6757,7 +6677,7 @@
     <w:lsdException w:uiPriority="99" w:name="HTML Acronym"/>
     <w:lsdException w:uiPriority="99" w:name="HTML Address"/>
     <w:lsdException w:uiPriority="99" w:name="HTML Cite"/>
-    <w:lsdException w:uiPriority="99" w:name="HTML Code"/>
+    <w:lsdException w:qFormat="1" w:uiPriority="99" w:name="HTML Code"/>
     <w:lsdException w:uiPriority="99" w:name="HTML Definition"/>
     <w:lsdException w:uiPriority="99" w:name="HTML Keyboard"/>
     <w:lsdException w:uiPriority="99" w:name="HTML Preformatted"/>
@@ -7092,6 +7012,7 @@
     <w:basedOn w:val="9"/>
     <w:semiHidden/>
     <w:unhideWhenUsed/>
+    <w:qFormat/>
     <w:uiPriority w:val="99"/>
     <w:rPr>
       <w:rFonts w:ascii="Courier New" w:hAnsi="Courier New"/>

--- a/01-嵌入式操作系统及应用/01-教案/嵌入式操作系统及应用-03.docx
+++ b/01-嵌入式操作系统及应用/01-教案/嵌入式操作系统及应用-03.docx
@@ -237,16 +237,17 @@
             </w:pPr>
             <w:r>
               <w:rPr>
-                <w:rFonts w:ascii="Segoe UI" w:hAnsi="Segoe UI" w:eastAsia="Segoe UI" w:cs="Segoe UI"/>
-                <w:i w:val="0"/>
-                <w:iCs w:val="0"/>
-                <w:caps w:val="0"/>
-                <w:spacing w:val="0"/>
-                <w:sz w:val="16"/>
-                <w:szCs w:val="16"/>
-                <w:shd w:val="clear" w:fill="FBFBFB"/>
-              </w:rPr>
-              <w:t>2025-09-17</w:t>
+                <w:rFonts w:ascii="Noto Sans SC" w:hAnsi="Noto Sans SC" w:eastAsia="Noto Sans SC" w:cs="Noto Sans SC"/>
+                <w:i w:val="0"/>
+                <w:iCs w:val="0"/>
+                <w:caps w:val="0"/>
+                <w:color w:val="000000"/>
+                <w:spacing w:val="0"/>
+                <w:sz w:val="14"/>
+                <w:szCs w:val="14"/>
+                <w:shd w:val="clear" w:fill="FFFFFF"/>
+              </w:rPr>
+              <w:t>2025-09-18</w:t>
             </w:r>
             <w:bookmarkStart w:id="0" w:name="_GoBack"/>
             <w:bookmarkEnd w:id="0"/>
@@ -331,7 +332,16 @@
                 <w:szCs w:val="21"/>
                 <w:lang w:eastAsia="zh-CN"/>
               </w:rPr>
-              <w:t>物联网2411</w:t>
+              <w:t>物联网241</w:t>
+            </w:r>
+            <w:r>
+              <w:rPr>
+                <w:rFonts w:hint="eastAsia" w:ascii="宋体" w:hAnsi="宋体" w:eastAsia="宋体" w:cs="宋体"/>
+                <w:sz w:val="21"/>
+                <w:szCs w:val="21"/>
+                <w:lang w:val="en-US" w:eastAsia="zh-CN"/>
+              </w:rPr>
+              <w:t>2</w:t>
             </w:r>
           </w:p>
         </w:tc>
@@ -589,6 +599,7 @@
             <w:insideH w:val="single" w:color="auto" w:sz="4" w:space="0"/>
             <w:insideV w:val="single" w:color="auto" w:sz="4" w:space="0"/>
           </w:tblBorders>
+          <w:shd w:val="clear" w:color="auto" w:fill="FFFFFF"/>
           <w:tblCellMar>
             <w:top w:w="0" w:type="dxa"/>
             <w:left w:w="108" w:type="dxa"/>
@@ -2215,6 +2226,7 @@
             <w:insideH w:val="single" w:color="auto" w:sz="4" w:space="0"/>
             <w:insideV w:val="single" w:color="auto" w:sz="4" w:space="0"/>
           </w:tblBorders>
+          <w:shd w:val="clear" w:color="auto" w:fill="FFFFFF"/>
           <w:tblCellMar>
             <w:top w:w="0" w:type="dxa"/>
             <w:left w:w="108" w:type="dxa"/>
